--- a/软著申请材料/基于数字孪生与机理诊断融合的跨场景装备运维系统-使用说明v3m2.docx
+++ b/软著申请材料/基于数字孪生与机理诊断融合的跨场景装备运维系统-使用说明v3m2.docx
@@ -442,7 +442,34 @@
                       <w:szCs w:val="21"/>
                       <w:lang w:val="en-US" w:eastAsia="zh-CN"/>
                     </w:rPr>
-                    <w:t>刘国彦、赵瑞麟、张鸿、罗越、俞飞、张国政</w:t>
+                    <w:t>刘国彦、</w:t>
+                  </w:r>
+                  <w:r>
+                    <w:rPr>
+                      <w:rFonts w:asciiTheme="minorEastAsia" w:hAnsiTheme="minorEastAsia" w:hint="eastAsia"/>
+                      <w:sz w:val="21"/>
+                      <w:szCs w:val="21"/>
+                      <w:lang w:val="en-US" w:eastAsia="zh-CN"/>
+                    </w:rPr>
+                    <w:t>俞飞、张国政</w:t>
+                  </w:r>
+                  <w:r>
+                    <w:rPr>
+                      <w:rFonts w:asciiTheme="minorEastAsia" w:hAnsiTheme="minorEastAsia" w:hint="eastAsia"/>
+                      <w:sz w:val="21"/>
+                      <w:szCs w:val="21"/>
+                      <w:lang w:val="en-US" w:eastAsia="zh-CN"/>
+                    </w:rPr>
+                    <w:t>、</w:t>
+                  </w:r>
+                  <w:r>
+                    <w:rPr>
+                      <w:rFonts w:asciiTheme="minorEastAsia" w:hAnsiTheme="minorEastAsia" w:hint="eastAsia"/>
+                      <w:sz w:val="21"/>
+                      <w:szCs w:val="21"/>
+                      <w:lang w:val="en-US" w:eastAsia="zh-CN"/>
+                    </w:rPr>
+                    <w:t>赵瑞麟、张鸿、罗越</w:t>
                   </w:r>
                 </w:p>
               </w:tc>
@@ -1197,34 +1224,7 @@
                 <w:szCs w:val="21"/>
                 <w:lang w:val="en-US" w:eastAsia="zh-CN"/>
               </w:rPr>
-              <w:t>赵峰、刘国彦</w:t>
-            </w:r>
-            <w:r>
-              <w:rPr>
-                <w:rFonts w:asciiTheme="minorEastAsia" w:hAnsiTheme="minorEastAsia" w:hint="eastAsia"/>
-                <w:sz w:val="21"/>
-                <w:szCs w:val="21"/>
-                <w:lang w:val="en-US" w:eastAsia="zh-CN"/>
-              </w:rPr>
-              <w:t>、赵瑞麟、张鸿、</w:t>
-            </w:r>
-            <w:r>
-              <w:rPr>
-                <w:rFonts w:asciiTheme="minorEastAsia" w:hAnsiTheme="minorEastAsia" w:hint="eastAsia"/>
-                <w:sz w:val="21"/>
-                <w:szCs w:val="21"/>
-                <w:lang w:val="en-US" w:eastAsia="zh-CN"/>
-              </w:rPr>
-              <w:t>罗越、</w:t>
-            </w:r>
-            <w:r>
-              <w:rPr>
-                <w:rFonts w:asciiTheme="minorEastAsia" w:hAnsiTheme="minorEastAsia" w:hint="eastAsia"/>
-                <w:sz w:val="21"/>
-                <w:szCs w:val="21"/>
-                <w:lang w:val="en-US" w:eastAsia="zh-CN"/>
-              </w:rPr>
-              <w:t>俞飞、张国政</w:t>
+              <w:t>赵峰、刘国彦、俞飞、张国政、赵瑞麟、张鸿、罗越</w:t>
             </w:r>
           </w:p>
         </w:tc>
@@ -1294,25 +1294,7 @@
                 <w:szCs w:val="21"/>
                 <w:lang w:eastAsia="zh-CN"/>
               </w:rPr>
-              <w:t>2024-0</w:t>
-            </w:r>
-            <w:r>
-              <w:rPr>
-                <w:rFonts w:asciiTheme="minorEastAsia" w:hAnsiTheme="minorEastAsia" w:cstheme="minorEastAsia" w:hint="eastAsia"/>
-                <w:sz w:val="21"/>
-                <w:szCs w:val="21"/>
-                <w:lang w:eastAsia="zh-CN"/>
-              </w:rPr>
-              <w:t>8</w:t>
-            </w:r>
-            <w:r>
-              <w:rPr>
-                <w:rFonts w:asciiTheme="minorEastAsia" w:hAnsiTheme="minorEastAsia" w:cstheme="minorEastAsia" w:hint="eastAsia"/>
-                <w:sz w:val="21"/>
-                <w:szCs w:val="21"/>
-                <w:lang w:eastAsia="zh-CN"/>
-              </w:rPr>
-              <w:t>-20</w:t>
+              <w:t>2024-08-20</w:t>
             </w:r>
           </w:p>
         </w:tc>
@@ -1345,16 +1327,7 @@
                 <w:szCs w:val="21"/>
                 <w:lang w:val="en-US" w:eastAsia="zh-CN"/>
               </w:rPr>
-              <w:t>1.0.</w:t>
-            </w:r>
-            <w:r>
-              <w:rPr>
-                <w:rFonts w:asciiTheme="minorEastAsia" w:hAnsiTheme="minorEastAsia" w:cstheme="minorEastAsia" w:hint="eastAsia"/>
-                <w:sz w:val="21"/>
-                <w:szCs w:val="21"/>
-                <w:lang w:val="en-US" w:eastAsia="zh-CN"/>
-              </w:rPr>
-              <w:t>8</w:t>
+              <w:t>1.0.8</w:t>
             </w:r>
           </w:p>
         </w:tc>
@@ -1387,7 +1360,7 @@
                 <w:szCs w:val="21"/>
                 <w:lang w:val="en-US" w:eastAsia="zh-CN"/>
               </w:rPr>
-              <w:t>赵峰、刘国彦、赵瑞麟、张鸿、罗越、俞飞、张国政</w:t>
+              <w:t>赵峰、刘国彦、俞飞、张国政、赵瑞麟、张鸿、罗越</w:t>
             </w:r>
           </w:p>
         </w:tc>
@@ -1523,7 +1496,7 @@
                 <w:szCs w:val="21"/>
                 <w:lang w:val="en-US" w:eastAsia="zh-CN"/>
               </w:rPr>
-              <w:t>赵峰、刘国彦、赵瑞麟、张鸿、罗越、俞飞、张国政</w:t>
+              <w:t>赵峰、刘国彦、俞飞、张国政、赵瑞麟、张鸿、罗越</w:t>
             </w:r>
           </w:p>
         </w:tc>
@@ -1659,7 +1632,7 @@
                 <w:szCs w:val="21"/>
                 <w:lang w:val="en-US" w:eastAsia="zh-CN"/>
               </w:rPr>
-              <w:t>赵峰、刘国彦、赵瑞麟、张鸿、罗越、俞飞、张国政</w:t>
+              <w:t>赵峰、刘国彦、俞飞、张国政、赵瑞麟、张鸿、罗越</w:t>
             </w:r>
           </w:p>
         </w:tc>
@@ -1795,7 +1768,7 @@
                 <w:szCs w:val="21"/>
                 <w:lang w:val="en-US" w:eastAsia="zh-CN"/>
               </w:rPr>
-              <w:t>赵峰、刘国彦、赵瑞麟、张鸿、罗越、俞飞、张国政</w:t>
+              <w:t>赵峰、刘国彦、俞飞、张国政、赵瑞麟、张鸿、罗越</w:t>
             </w:r>
           </w:p>
         </w:tc>
@@ -10891,9 +10864,11 @@
     <w:rsid w:val="000C0105"/>
     <w:rsid w:val="00223FFA"/>
     <w:rsid w:val="0029207D"/>
+    <w:rsid w:val="00312700"/>
     <w:rsid w:val="005074F9"/>
     <w:rsid w:val="00630D64"/>
     <w:rsid w:val="00733040"/>
+    <w:rsid w:val="008136EF"/>
     <w:rsid w:val="008C7561"/>
     <w:rsid w:val="009D6FDD"/>
     <w:rsid w:val="00A00B14"/>
@@ -11644,10 +11619,6 @@
 </file>
 
 <file path=customXml/item1.xml><?xml version="1.0" encoding="utf-8"?>
-<b:Sources xmlns:b="http://schemas.openxmlformats.org/officeDocument/2006/bibliography" xmlns="http://schemas.openxmlformats.org/officeDocument/2006/bibliography" SelectedStyle="\APA.XSL" StyleName="APA"/>
-</file>
-
-<file path=customXml/item2.xml><?xml version="1.0" encoding="utf-8"?>
 <?mso-contentType ?>
 <FormTemplates xmlns="http://schemas.microsoft.com/sharepoint/v3/contenttype/forms">
   <Display>DocumentLibraryForm</Display>
@@ -11656,7 +11627,28 @@
 </FormTemplates>
 </file>
 
+<file path=customXml/item2.xml><?xml version="1.0" encoding="utf-8"?>
+<b:Sources xmlns:b="http://schemas.openxmlformats.org/officeDocument/2006/bibliography" xmlns="http://schemas.openxmlformats.org/officeDocument/2006/bibliography" SelectedStyle="\APA.XSL" StyleName="APA"/>
+</file>
+
 <file path=customXml/item3.xml><?xml version="1.0" encoding="utf-8"?>
+<s:customData xmlns="http://www.wps.cn/officeDocument/2013/wpsCustomData" xmlns:s="http://www.wps.cn/officeDocument/2013/wpsCustomData">
+  <customSectProps>
+    <customSectPr/>
+  </customSectProps>
+  <customShpExts>
+    <customShpInfo spid="_x0000_s1026" textRotate="1"/>
+  </customShpExts>
+</s:customData>
+</file>
+
+<file path=customXml/item4.xml><?xml version="1.0" encoding="utf-8"?>
+<p:properties xmlns:p="http://schemas.microsoft.com/office/2006/metadata/properties" xmlns:xsi="http://www.w3.org/2001/XMLSchema-instance">
+  <documentManagement/>
+</p:properties>
+</file>
+
+<file path=customXml/item5.xml><?xml version="1.0" encoding="utf-8"?>
 <ct:contentTypeSchema xmlns:ct="http://schemas.microsoft.com/office/2006/metadata/contentType" xmlns:ma="http://schemas.microsoft.com/office/2006/metadata/properties/metaAttributes" ct:_="" ma:_="" ma:contentTypeName="Document" ma:contentTypeID="0x010100A1E97FB3F95CB7478C697E0F5C8B7CB8" ma:contentTypeVersion="1" ma:contentTypeDescription="Create a new document." ma:contentTypeScope="" ma:versionID="a98a113035009dc4bed98310442b0dc6">
   <xsd:schema xmlns:xsd="http://www.w3.org/2001/XMLSchema" xmlns:xs="http://www.w3.org/2001/XMLSchema" xmlns:p="http://schemas.microsoft.com/office/2006/metadata/properties" targetNamespace="http://schemas.microsoft.com/office/2006/metadata/properties" ma:root="true" ma:fieldsID="11eea3a9fd25c08e1f48f1ae1149ffeb">
     <xsd:element name="properties">
@@ -11770,24 +11762,15 @@
 </ct:contentTypeSchema>
 </file>
 
-<file path=customXml/item4.xml><?xml version="1.0" encoding="utf-8"?>
-<p:properties xmlns:p="http://schemas.microsoft.com/office/2006/metadata/properties" xmlns:xsi="http://www.w3.org/2001/XMLSchema-instance">
-  <documentManagement/>
-</p:properties>
+<file path=customXml/itemProps1.xml><?xml version="1.0" encoding="utf-8"?>
+<ds:datastoreItem xmlns:ds="http://schemas.openxmlformats.org/officeDocument/2006/customXml" ds:itemID="{6CA5C290-E5FD-41EA-824C-93E3D0011398}">
+  <ds:schemaRefs>
+    <ds:schemaRef ds:uri="http://schemas.microsoft.com/sharepoint/v3/contenttype/forms"/>
+  </ds:schemaRefs>
+</ds:datastoreItem>
 </file>
 
-<file path=customXml/item5.xml><?xml version="1.0" encoding="utf-8"?>
-<s:customData xmlns="http://www.wps.cn/officeDocument/2013/wpsCustomData" xmlns:s="http://www.wps.cn/officeDocument/2013/wpsCustomData">
-  <customSectProps>
-    <customSectPr/>
-  </customSectProps>
-  <customShpExts>
-    <customShpInfo spid="_x0000_s1026" textRotate="1"/>
-  </customShpExts>
-</s:customData>
-</file>
-
-<file path=customXml/itemProps1.xml><?xml version="1.0" encoding="utf-8"?>
+<file path=customXml/itemProps2.xml><?xml version="1.0" encoding="utf-8"?>
 <ds:datastoreItem xmlns:ds="http://schemas.openxmlformats.org/officeDocument/2006/customXml" ds:itemID="{B7CC6C79-FB17-4FB6-A5A9-4A557072FAA9}">
   <ds:schemaRefs>
     <ds:schemaRef ds:uri="http://schemas.openxmlformats.org/officeDocument/2006/bibliography"/>
@@ -11795,15 +11778,23 @@
 </ds:datastoreItem>
 </file>
 
-<file path=customXml/itemProps2.xml><?xml version="1.0" encoding="utf-8"?>
-<ds:datastoreItem xmlns:ds="http://schemas.openxmlformats.org/officeDocument/2006/customXml" ds:itemID="{6CA5C290-E5FD-41EA-824C-93E3D0011398}">
+<file path=customXml/itemProps3.xml><?xml version="1.0" encoding="utf-8"?>
+<ds:datastoreItem xmlns:ds="http://schemas.openxmlformats.org/officeDocument/2006/customXml" ds:itemID="{B1977F7D-205B-4081-913C-38D41E755F92}">
   <ds:schemaRefs>
-    <ds:schemaRef ds:uri="http://schemas.microsoft.com/sharepoint/v3/contenttype/forms"/>
+    <ds:schemaRef ds:uri="http://www.wps.cn/officeDocument/2013/wpsCustomData"/>
   </ds:schemaRefs>
 </ds:datastoreItem>
 </file>
 
-<file path=customXml/itemProps3.xml><?xml version="1.0" encoding="utf-8"?>
+<file path=customXml/itemProps4.xml><?xml version="1.0" encoding="utf-8"?>
+<ds:datastoreItem xmlns:ds="http://schemas.openxmlformats.org/officeDocument/2006/customXml" ds:itemID="{DDA76064-5502-4149-8C3D-52861B62F6D2}">
+  <ds:schemaRefs>
+    <ds:schemaRef ds:uri="http://schemas.microsoft.com/office/2006/metadata/properties"/>
+  </ds:schemaRefs>
+</ds:datastoreItem>
+</file>
+
+<file path=customXml/itemProps5.xml><?xml version="1.0" encoding="utf-8"?>
 <ds:datastoreItem xmlns:ds="http://schemas.openxmlformats.org/officeDocument/2006/customXml" ds:itemID="{67F71A7E-A11D-4679-8C91-6C3BCEF09AF4}">
   <ds:schemaRefs>
     <ds:schemaRef ds:uri="http://schemas.microsoft.com/office/2006/metadata/contentType"/>
@@ -11817,20 +11808,4 @@
     <ds:schemaRef ds:uri="http://schemas.microsoft.com/office/infopath/2007/PartnerControls"/>
   </ds:schemaRefs>
 </ds:datastoreItem>
-</file>
-
-<file path=customXml/itemProps4.xml><?xml version="1.0" encoding="utf-8"?>
-<ds:datastoreItem xmlns:ds="http://schemas.openxmlformats.org/officeDocument/2006/customXml" ds:itemID="{DDA76064-5502-4149-8C3D-52861B62F6D2}">
-  <ds:schemaRefs>
-    <ds:schemaRef ds:uri="http://schemas.microsoft.com/office/2006/metadata/properties"/>
-  </ds:schemaRefs>
-</ds:datastoreItem>
-</file>
-
-<file path=customXml/itemProps5.xml><?xml version="1.0" encoding="utf-8"?>
-<ds:datastoreItem xmlns:ds="http://schemas.openxmlformats.org/officeDocument/2006/customXml" ds:itemID="{B1977F7D-205B-4081-913C-38D41E755F92}">
-  <ds:schemaRefs>
-    <ds:schemaRef ds:uri="http://www.wps.cn/officeDocument/2013/wpsCustomData"/>
-  </ds:schemaRefs>
-</ds:datastoreItem>
 </file>